--- a/01-6个主号内容创作/长投抵净资产_发布文案/长投抵净资产_11账号全套脚本.docx
+++ b/01-6个主号内容创作/长投抵净资产_发布文案/长投抵净资产_11账号全套脚本.docx
@@ -2309,157 +2309,549 @@
           <w:b/>
           <w:sz w:val="28"/>
         </w:rPr>
-        <w:t>账号⑨ 产品种草号</w:t>
-      </w:r>
-    </w:p>
-    <w:p>
-      <w:r>
-        <w:t>标题：合并报表抵消搞不懂，这本笔记讲透了</w:t>
-      </w:r>
-    </w:p>
-    <w:p>
-      <w:r>
-        <w:t>【封面】合并报表长投抵消搞不懂？这本笔记一次讲透了</w:t>
+        <w:t>账号⑨ 柯南故事号</w:t>
+      </w:r>
+    </w:p>
+    <w:p>
+      <w:r>
+        <w:t>标题：柯南破案，顺便把长投抵消讲透了</w:t>
+      </w:r>
+    </w:p>
+    <w:p>
+      <w:r>
+        <w:t>【柯南破案讲合并报表·长投抵净资产篇】</w:t>
       </w:r>
     </w:p>
     <w:p/>
     <w:p>
       <w:r>
-        <w:t>【第二张·痛点】</w:t>
-      </w:r>
-    </w:p>
-    <w:p>
-      <w:r>
-        <w:t>长投抵净资产，是合并报表里最难讲清楚的一步。</w:t>
+        <w:t>"毛利叔叔，你这张表，记了同一笔钱两次。"</w:t>
       </w:r>
     </w:p>
     <w:p/>
     <w:p>
       <w:r>
-        <w:t>很多人的状态：</w:t>
-      </w:r>
-    </w:p>
-    <w:p>
-      <w:r>
-        <w:t>✗ 分录背了，但不知道为什么这样抵</w:t>
-      </w:r>
-    </w:p>
-    <w:p>
-      <w:r>
-        <w:t>✗ 做选择题，一看到商誉就慌</w:t>
-      </w:r>
-    </w:p>
-    <w:p>
-      <w:r>
-        <w:t>✗ 差额处理，同一控制还是非同一控制老是混</w:t>
+        <w:t>柯南放下棒球帽，看着毛利小五郎摊在桌上的那叠报表，淡淡地说。</w:t>
       </w:r>
     </w:p>
     <w:p/>
     <w:p>
       <w:r>
-        <w:t>根本原因：没有建立底层逻辑，只在记表面格式。</w:t>
+        <w:t>毛利事务所今天来了一个奇怪的"委托人"——</w:t>
+      </w:r>
+    </w:p>
+    <w:p>
+      <w:r>
+        <w:t>不是寻找失踪者，不是查明凶手，</w:t>
+      </w:r>
+    </w:p>
+    <w:p>
+      <w:r>
+        <w:t>而是一家公司的财务经理，拿着一份合并财务报表，</w:t>
+      </w:r>
+    </w:p>
+    <w:p>
+      <w:r>
+        <w:t>被"长期股权投资与子公司净资产抵消"这一步彻底困住了。</w:t>
       </w:r>
     </w:p>
     <w:p/>
     <w:p>
       <w:r>
-        <w:t>【第三张·产品亮点·这本笔记解决了什么】</w:t>
-      </w:r>
-    </w:p>
-    <w:p>
-      <w:r>
-        <w:t>诗雨学姐·合并报表精讲笔记，专为这个考点设计：</w:t>
+        <w:t>毛利小五郎接过报表，假装看了两眼，又悄悄推给了旁边的柯南。</w:t>
       </w:r>
     </w:p>
     <w:p/>
     <w:p>
       <w:r>
-        <w:t>亮点①：一句话讲透底层逻辑</w:t>
-      </w:r>
-    </w:p>
-    <w:p>
-      <w:r>
-        <w:t>"母公司投出去的钱 = 子公司收进来的净资产，是同一笔钱的两张账"</w:t>
-      </w:r>
-    </w:p>
-    <w:p>
-      <w:r>
-        <w:t>这句话理解了，所有分录逻辑全通。</w:t>
+        <w:t>柯南拿起放大镜，开始逐案审查。</w:t>
       </w:r>
     </w:p>
     <w:p/>
     <w:p>
       <w:r>
-        <w:t>亮点②：三种差额情形完整对比</w:t>
-      </w:r>
-    </w:p>
-    <w:p>
-      <w:r>
-        <w:t>投资=净资产 / 投资&gt;净资产（商誉）/ 投资&lt;净资产（资本公积/损益）</w:t>
-      </w:r>
-    </w:p>
-    <w:p>
-      <w:r>
-        <w:t>三种情形，图解+分录+选项陷阱，一次搞定</w:t>
+        <w:t>---</w:t>
       </w:r>
     </w:p>
     <w:p/>
     <w:p>
       <w:r>
-        <w:t>亮点③：同一控制 vs 非同一控制，专题区分</w:t>
-      </w:r>
-    </w:p>
-    <w:p>
-      <w:r>
-        <w:t>最容易混淆的地方，单独用表格对比说清楚</w:t>
+        <w:t>【案件一·为什么必须抵消——同一笔钱出现了两次】</w:t>
       </w:r>
     </w:p>
     <w:p/>
     <w:p>
       <w:r>
-        <w:t>亮点④：连续编制专项讲解</w:t>
-      </w:r>
-    </w:p>
-    <w:p>
-      <w:r>
-        <w:t>净资产会变化，投资额跟着变——每年重新抵消的逻辑完整图解</w:t>
+        <w:t>委托人说：母公司花50万，购入子公司100%的股份。</w:t>
+      </w:r>
+    </w:p>
+    <w:p>
+      <w:r>
+        <w:t>母公司账上记了：长期股权投资 50万。</w:t>
+      </w:r>
+    </w:p>
+    <w:p>
+      <w:r>
+        <w:t>子公司账上的净资产，也是50万。</w:t>
       </w:r>
     </w:p>
     <w:p/>
     <w:p>
       <w:r>
-        <w:t>【第四张·适合人群】</w:t>
-      </w:r>
-    </w:p>
-    <w:p>
-      <w:r>
-        <w:t>✅ 最适合：</w:t>
-      </w:r>
-    </w:p>
-    <w:p>
-      <w:r>
-        <w:t>- 背了分录但不知道为什么</w:t>
-      </w:r>
-    </w:p>
-    <w:p>
-      <w:r>
-        <w:t>- 商誉计算总是出错</w:t>
-      </w:r>
-    </w:p>
-    <w:p>
-      <w:r>
-        <w:t>- 差额处理同一/非同一经常搞混</w:t>
-      </w:r>
-    </w:p>
-    <w:p>
-      <w:r>
-        <w:t>- 距考试2-3个月，需要高效突破</w:t>
+        <w:t>柯南问："你们合并报表里，这两个数字都出现了吗？"</w:t>
+      </w:r>
+    </w:p>
+    <w:p>
+      <w:r>
+        <w:t>委托人点头。</w:t>
       </w:r>
     </w:p>
     <w:p/>
     <w:p>
       <w:r>
-        <w:t>一次看懂，考试不再懵！有需要可以了解一下👇</w:t>
+        <w:t>柯南推了推眼镜："那你记了同一笔钱两次。"</w:t>
+      </w:r>
+    </w:p>
+    <w:p/>
+    <w:p>
+      <w:r>
+        <w:t>母公司"投出去的50万"，和子公司"收进来的50万净资产"，</w:t>
+      </w:r>
+    </w:p>
+    <w:p>
+      <w:r>
+        <w:t>是同一笔钱——只是从左口袋转到了右口袋。</w:t>
+      </w:r>
+    </w:p>
+    <w:p>
+      <w:r>
+        <w:t>合并报表代表的是整个集团，集团内部转账不算外部资产，必须消掉。</w:t>
+      </w:r>
+    </w:p>
+    <w:p/>
+    <w:p>
+      <w:r>
+        <w:t>基础抵消分录：</w:t>
+      </w:r>
+    </w:p>
+    <w:p>
+      <w:r>
+        <w:t>借：实收资本 XX万</w:t>
+      </w:r>
+    </w:p>
+    <w:p>
+      <w:r>
+        <w:t xml:space="preserve">    资本公积 XX万</w:t>
+      </w:r>
+    </w:p>
+    <w:p>
+      <w:r>
+        <w:t xml:space="preserve">    盈余公积 XX万</w:t>
+      </w:r>
+    </w:p>
+    <w:p>
+      <w:r>
+        <w:t xml:space="preserve">    未分配利润 XX万</w:t>
+      </w:r>
+    </w:p>
+    <w:p>
+      <w:r>
+        <w:t>贷：长期股权投资 50万</w:t>
+      </w:r>
+    </w:p>
+    <w:p>
+      <w:r>
+        <w:t xml:space="preserve">    少数股东权益 XX万（若非100%持股）</w:t>
+      </w:r>
+    </w:p>
+    <w:p/>
+    <w:p>
+      <w:r>
+        <w:t>"这一步做完，集团报表里只剩子公司真实的资产和负债。"</w:t>
+      </w:r>
+    </w:p>
+    <w:p/>
+    <w:p>
+      <w:r>
+        <w:t>---</w:t>
+      </w:r>
+    </w:p>
+    <w:p/>
+    <w:p>
+      <w:r>
+        <w:t>【案件二·投资额=净资产·完美抵消，无差额】</w:t>
+      </w:r>
+    </w:p>
+    <w:p/>
+    <w:p>
+      <w:r>
+        <w:t>母公司花50万，子公司净资产恰好50万，持股100%。</w:t>
+      </w:r>
+    </w:p>
+    <w:p/>
+    <w:p>
+      <w:r>
+        <w:t>这是最简单的情形，两边数字相等，直接抵消，无商誉，无差额：</w:t>
+      </w:r>
+    </w:p>
+    <w:p>
+      <w:r>
+        <w:t>借：子公司净资产（各明细项目）50万</w:t>
+      </w:r>
+    </w:p>
+    <w:p>
+      <w:r>
+        <w:t>贷：长期股权投资 50万</w:t>
+      </w:r>
+    </w:p>
+    <w:p/>
+    <w:p>
+      <w:r>
+        <w:t>账面干干净净，"案件无遗留，结案。"</w:t>
+      </w:r>
+    </w:p>
+    <w:p/>
+    <w:p>
+      <w:r>
+        <w:t>---</w:t>
+      </w:r>
+    </w:p>
+    <w:p/>
+    <w:p>
+      <w:r>
+        <w:t>【案件三·投资额&gt;净资产·多花的钱是商誉】</w:t>
+      </w:r>
+    </w:p>
+    <w:p/>
+    <w:p>
+      <w:r>
+        <w:t>母公司花了60万，子公司净资产只有50万，持股100%。</w:t>
+      </w:r>
+    </w:p>
+    <w:p/>
+    <w:p>
+      <w:r>
+        <w:t>毛利叔叔嘀咕：多花了10万，亏了吗？</w:t>
+      </w:r>
+    </w:p>
+    <w:p/>
+    <w:p>
+      <w:r>
+        <w:t>柯南摇头："不是亏，是买了看不见的东西——品牌、客户资源、管理团队。这叫商誉。"</w:t>
+      </w:r>
+    </w:p>
+    <w:p/>
+    <w:p>
+      <w:r>
+        <w:t>抵消时，差额计入商誉（仅适用于非同一控制下）：</w:t>
+      </w:r>
+    </w:p>
+    <w:p>
+      <w:r>
+        <w:t>借：子公司净资产 50万</w:t>
+      </w:r>
+    </w:p>
+    <w:p>
+      <w:r>
+        <w:t xml:space="preserve">    商誉 10万</w:t>
+      </w:r>
+    </w:p>
+    <w:p>
+      <w:r>
+        <w:t>贷：长期股权投资 60万</w:t>
+      </w:r>
+    </w:p>
+    <w:p/>
+    <w:p>
+      <w:r>
+        <w:t>⚠️ 关键区分：如果是同一控制下，不产生商誉，差额进资本公积；</w:t>
+      </w:r>
+    </w:p>
+    <w:p>
+      <w:r>
+        <w:t>资本公积不够冲，再冲留存收益。</w:t>
+      </w:r>
+    </w:p>
+    <w:p/>
+    <w:p>
+      <w:r>
+        <w:t>"同一控制 vs 非同一控制，这是最容易混淆的考点，每年必考。"</w:t>
+      </w:r>
+    </w:p>
+    <w:p/>
+    <w:p>
+      <w:r>
+        <w:t>---</w:t>
+      </w:r>
+    </w:p>
+    <w:p/>
+    <w:p>
+      <w:r>
+        <w:t>【案件四·投资额&lt;净资产·捡到便宜了】</w:t>
+      </w:r>
+    </w:p>
+    <w:p/>
+    <w:p>
+      <w:r>
+        <w:t>母公司只花了40万，子公司净资产有50万，持股100%。</w:t>
+      </w:r>
+    </w:p>
+    <w:p/>
+    <w:p>
+      <w:r>
+        <w:t>毛利叔叔眼睛一亮：便宜买到了？</w:t>
+      </w:r>
+    </w:p>
+    <w:p/>
+    <w:p>
+      <w:r>
+        <w:t>柯南："是的。但处理方式看控制类型。"</w:t>
+      </w:r>
+    </w:p>
+    <w:p/>
+    <w:p>
+      <w:r>
+        <w:t>非同一控制下：差额计入当期损益（营业外收入）：</w:t>
+      </w:r>
+    </w:p>
+    <w:p>
+      <w:r>
+        <w:t>借：子公司净资产 50万</w:t>
+      </w:r>
+    </w:p>
+    <w:p>
+      <w:r>
+        <w:t>贷：长期股权投资 40万</w:t>
+      </w:r>
+    </w:p>
+    <w:p>
+      <w:r>
+        <w:t xml:space="preserve">    营业外收入 10万</w:t>
+      </w:r>
+    </w:p>
+    <w:p/>
+    <w:p>
+      <w:r>
+        <w:t>同一控制下：差额进资本公积，不确认损益：</w:t>
+      </w:r>
+    </w:p>
+    <w:p>
+      <w:r>
+        <w:t>借：子公司净资产 50万</w:t>
+      </w:r>
+    </w:p>
+    <w:p>
+      <w:r>
+        <w:t>贷：长期股权投资 40万</w:t>
+      </w:r>
+    </w:p>
+    <w:p>
+      <w:r>
+        <w:t xml:space="preserve">    资本公积 10万</w:t>
+      </w:r>
+    </w:p>
+    <w:p/>
+    <w:p>
+      <w:r>
+        <w:t>"同一控制是集团内部重组，不是真实市场交易，所以不确认当期损益。"</w:t>
+      </w:r>
+    </w:p>
+    <w:p/>
+    <w:p>
+      <w:r>
+        <w:t>---</w:t>
+      </w:r>
+    </w:p>
+    <w:p/>
+    <w:p>
+      <w:r>
+        <w:t>【少数股东权益·常被遗漏的一角】</w:t>
+      </w:r>
+    </w:p>
+    <w:p/>
+    <w:p>
+      <w:r>
+        <w:t>委托人追问：如果母公司只持股70%呢？</w:t>
+      </w:r>
+    </w:p>
+    <w:p/>
+    <w:p>
+      <w:r>
+        <w:t>柯南立刻补充："那还有30%不属于母公司，要单独列示——少数股东权益。"</w:t>
+      </w:r>
+    </w:p>
+    <w:p/>
+    <w:p>
+      <w:r>
+        <w:t>抵消时：</w:t>
+      </w:r>
+    </w:p>
+    <w:p>
+      <w:r>
+        <w:t>借：子公司净资产 100万</w:t>
+      </w:r>
+    </w:p>
+    <w:p>
+      <w:r>
+        <w:t>贷：长期股权投资（母公司份额）70万</w:t>
+      </w:r>
+    </w:p>
+    <w:p>
+      <w:r>
+        <w:t xml:space="preserve">    少数股东权益 30万</w:t>
+      </w:r>
+    </w:p>
+    <w:p/>
+    <w:p>
+      <w:r>
+        <w:t>"少数股东权益不消掉，它是合并资产负债表权益部分的独立一行，不是负债。"</w:t>
+      </w:r>
+    </w:p>
+    <w:p/>
+    <w:p>
+      <w:r>
+        <w:t>毛利叔叔点头："这里还藏着个人……"</w:t>
+      </w:r>
+    </w:p>
+    <w:p/>
+    <w:p>
+      <w:r>
+        <w:t>---</w:t>
+      </w:r>
+    </w:p>
+    <w:p/>
+    <w:p>
+      <w:r>
+        <w:t>【连续编制·净资产每年变化，抵消每年重算】</w:t>
+      </w:r>
+    </w:p>
+    <w:p/>
+    <w:p>
+      <w:r>
+        <w:t>委托人说：第二年，子公司盈利20万，这怎么处理？</w:t>
+      </w:r>
+    </w:p>
+    <w:p/>
+    <w:p>
+      <w:r>
+        <w:t>柯南：子公司净资产从100万变成了120万，</w:t>
+      </w:r>
+    </w:p>
+    <w:p>
+      <w:r>
+        <w:t>母公司账面长期股权投资也跟着权益法调整；</w:t>
+      </w:r>
+    </w:p>
+    <w:p>
+      <w:r>
+        <w:t>合并报表每年都要基于当年末净资产重新抵消。</w:t>
+      </w:r>
+    </w:p>
+    <w:p/>
+    <w:p>
+      <w:r>
+        <w:t>第二年末抵消（权益法下）：</w:t>
+      </w:r>
+    </w:p>
+    <w:p>
+      <w:r>
+        <w:t>借：子公司净资产 120万</w:t>
+      </w:r>
+    </w:p>
+    <w:p>
+      <w:r>
+        <w:t>贷：长期股权投资（调整后）84万（70%×120）</w:t>
+      </w:r>
+    </w:p>
+    <w:p>
+      <w:r>
+        <w:t xml:space="preserve">    少数股东权益 36万（30%×120）</w:t>
+      </w:r>
+    </w:p>
+    <w:p/>
+    <w:p>
+      <w:r>
+        <w:t>"每年净资产变了，就要重新算，不能沿用去年数字。"</w:t>
+      </w:r>
+    </w:p>
+    <w:p/>
+    <w:p>
+      <w:r>
+        <w:t>---</w:t>
+      </w:r>
+    </w:p>
+    <w:p/>
+    <w:p>
+      <w:r>
+        <w:t>【结案陈词·三大必考陷阱】</w:t>
+      </w:r>
+    </w:p>
+    <w:p/>
+    <w:p>
+      <w:r>
+        <w:t>柯南在白板上写下三行字：</w:t>
+      </w:r>
+    </w:p>
+    <w:p/>
+    <w:p>
+      <w:r>
+        <w:t>第一行：同一控制下不产生商誉，差额进资本公积；</w:t>
+      </w:r>
+    </w:p>
+    <w:p>
+      <w:r>
+        <w:t xml:space="preserve">        非同一控制才产生商誉。</w:t>
+      </w:r>
+    </w:p>
+    <w:p/>
+    <w:p>
+      <w:r>
+        <w:t>第二行：非同一控制下，投资额&lt;净资产，差额确认营业外收入；</w:t>
+      </w:r>
+    </w:p>
+    <w:p>
+      <w:r>
+        <w:t xml:space="preserve">        同一控制下进资本公积，不走损益。</w:t>
+      </w:r>
+    </w:p>
+    <w:p/>
+    <w:p>
+      <w:r>
+        <w:t>第三行：少数股东权益不要漏，它是合并权益的独立项目，不是负债。</w:t>
+      </w:r>
+    </w:p>
+    <w:p/>
+    <w:p>
+      <w:r>
+        <w:t>"抵消的本质，就是同一笔钱在两本账里出现了两次，合并时只留一次。</w:t>
+      </w:r>
+    </w:p>
+    <w:p>
+      <w:r>
+        <w:t>记住这句话，所有分录的逻辑就通了。"</w:t>
+      </w:r>
+    </w:p>
+    <w:p/>
+    <w:p>
+      <w:r>
+        <w:t>柯南推了推眼镜，最后说出那句话：</w:t>
+      </w:r>
+    </w:p>
+    <w:p/>
+    <w:p>
+      <w:r>
+        <w:t>"真相只有一个！"</w:t>
+      </w:r>
+    </w:p>
+    <w:p/>
+    <w:p>
+      <w:r>
+        <w:t>——长期股权投资与子公司净资产的抵消，是消除集团内部同一笔资金的重复计量。</w:t>
+      </w:r>
+    </w:p>
+    <w:p>
+      <w:r>
+        <w:t>合并报表对外展示的，应当是整个集团面向外部世界的真实财务状况。</w:t>
       </w:r>
     </w:p>
     <w:p>

--- a/01-6个主号内容创作/长投抵净资产_发布文案/长投抵净资产_11账号全套脚本.docx
+++ b/01-6个主号内容创作/长投抵净资产_发布文案/长投抵净资产_11账号全套脚本.docx
@@ -2865,203 +2865,277 @@
           <w:b/>
           <w:sz w:val="28"/>
         </w:rPr>
-        <w:t>账号⑩ 使用场景号</w:t>
-      </w:r>
-    </w:p>
-    <w:p>
-      <w:r>
-        <w:t>标题：备考合并报表，我是怎么搞懂这步抵消的</w:t>
-      </w:r>
-    </w:p>
-    <w:p>
-      <w:r>
-        <w:t>【封面】上班族备考中级，我是怎么突破长投抵净资产这步的</w:t>
+        <w:t>账号⑩ 西游记故事号2</w:t>
+      </w:r>
+    </w:p>
+    <w:p>
+      <w:r>
+        <w:t>标题：西游记：悟空买女儿国，多花的钱去哪了</w:t>
+      </w:r>
+    </w:p>
+    <w:p>
+      <w:r>
+        <w:t>【西游记番外·悟空的并购课：商誉是怎么来的】</w:t>
       </w:r>
     </w:p>
     <w:p/>
     <w:p>
       <w:r>
-        <w:t>【第二张·场景还原】</w:t>
-      </w:r>
-    </w:p>
-    <w:p>
-      <w:r>
-        <w:t>上周午休，我用20分钟翻了一遍笔记，终于把长投抵净资产搞通了。</w:t>
+        <w:t>取经路上，孙悟空突然对"花多了的那笔钱"产生了好奇。</w:t>
       </w:r>
     </w:p>
     <w:p/>
     <w:p>
       <w:r>
-        <w:t>之前这步一直卡着：分录会写，但讲不清为什么。</w:t>
-      </w:r>
-    </w:p>
-    <w:p>
-      <w:r>
-        <w:t>做选择题，一看到商誉计算就发懵。</w:t>
+        <w:t>那天，他们路过一座小国，悟空打听了一下：</w:t>
+      </w:r>
+    </w:p>
+    <w:p>
+      <w:r>
+        <w:t>母国花60万，买了女儿国80%的股份。</w:t>
+      </w:r>
+    </w:p>
+    <w:p>
+      <w:r>
+        <w:t>女儿国净资产公允价值50万，持股份额是40万（50万×80%）。</w:t>
+      </w:r>
+    </w:p>
+    <w:p>
+      <w:r>
+        <w:t>母国多花了20万。</w:t>
       </w:r>
     </w:p>
     <w:p/>
     <w:p>
       <w:r>
-        <w:t>那天翻到笔记里的一句话，突然清醒了：</w:t>
+        <w:t>悟空问唐僧：多花了20万，是冤枉钱吗？</w:t>
       </w:r>
     </w:p>
     <w:p/>
     <w:p>
       <w:r>
-        <w:t>母公司"投出去的钱" = 子公司"收进来的净资产"</w:t>
-      </w:r>
-    </w:p>
-    <w:p>
-      <w:r>
-        <w:t>这是同一笔钱的两张账，合并时只能留一张。</w:t>
+        <w:t>唐僧摇摇头：这叫商誉，不是冤枉钱。</w:t>
       </w:r>
     </w:p>
     <w:p/>
     <w:p>
       <w:r>
-        <w:t>就这一句话，把之前一直绕的逻辑打通了。</w:t>
+        <w:t>商誉代表的是女儿国的无形价值——</w:t>
+      </w:r>
+    </w:p>
+    <w:p>
+      <w:r>
+        <w:t>品牌的号召力、忠实的客户群、管理团队的能力……</w:t>
+      </w:r>
+    </w:p>
+    <w:p>
+      <w:r>
+        <w:t>这些东西看不见、摸不着，但在账上是真实存在的。</w:t>
       </w:r>
     </w:p>
     <w:p/>
     <w:p>
       <w:r>
-        <w:t>【第三张·想通了之后的变化】</w:t>
-      </w:r>
-    </w:p>
-    <w:p>
-      <w:r>
-        <w:t>想通之后，再看分录：</w:t>
-      </w:r>
-    </w:p>
-    <w:p>
-      <w:r>
-        <w:t>借：净资产各项目 / 贷：长期股权投资</w:t>
-      </w:r>
-    </w:p>
-    <w:p>
-      <w:r>
-        <w:t>不再只是一串符号，而是在做一件很清楚的事——</w:t>
-      </w:r>
-    </w:p>
-    <w:p>
-      <w:r>
-        <w:t>消掉重复计算的那50万，只留子公司真实的资产和负债。</w:t>
+        <w:t>抵消时：</w:t>
+      </w:r>
+    </w:p>
+    <w:p>
+      <w:r>
+        <w:t>借：净资产（各项目）50万</w:t>
+      </w:r>
+    </w:p>
+    <w:p>
+      <w:r>
+        <w:t xml:space="preserve">    商誉 20万（投资额-净资产份额=60-40）</w:t>
+      </w:r>
+    </w:p>
+    <w:p>
+      <w:r>
+        <w:t>贷：长期股权投资 60万</w:t>
       </w:r>
     </w:p>
     <w:p/>
     <w:p>
       <w:r>
-        <w:t>再看差额处理：</w:t>
-      </w:r>
-    </w:p>
-    <w:p>
-      <w:r>
-        <w:t>投资花多了？多出来的是商誉（买的是无形价值）。</w:t>
-      </w:r>
-    </w:p>
-    <w:p>
-      <w:r>
-        <w:t>花少了？捡到便宜，进损益或公积（看控制类型）。</w:t>
+        <w:t>悟空点头：那如果花少了呢？母国省钱了？</w:t>
       </w:r>
     </w:p>
     <w:p/>
     <w:p>
       <w:r>
-        <w:t>逻辑清楚了，三种情形一次记住，不再死背。</w:t>
+        <w:t>唐僧：这就要分情况了，大圣。</w:t>
       </w:r>
     </w:p>
     <w:p/>
     <w:p>
       <w:r>
-        <w:t>【第四张·刷题结果】</w:t>
-      </w:r>
-    </w:p>
-    <w:p>
-      <w:r>
-        <w:t>想通逻辑后，专项刷了15道选择题：</w:t>
+        <w:t>情形一：非同一控制下，花少了</w:t>
       </w:r>
     </w:p>
     <w:p/>
     <w:p>
       <w:r>
-        <w:t>涉及基础抵消：全对</w:t>
-      </w:r>
-    </w:p>
-    <w:p>
-      <w:r>
-        <w:t>涉及商誉计算：12/15（漏了一道少数股东权益的细节）</w:t>
-      </w:r>
-    </w:p>
-    <w:p>
-      <w:r>
-        <w:t>涉及连续编制：10/15（净资产变化那步还要再巩固）</w:t>
+        <w:t>母国花35万，购入女儿国80%股份，女儿国净资产公允价值50万，</w:t>
+      </w:r>
+    </w:p>
+    <w:p>
+      <w:r>
+        <w:t>持股份额40万（50×80%），花的比份额少了5万。</w:t>
       </w:r>
     </w:p>
     <w:p/>
     <w:p>
       <w:r>
-        <w:t>发现问题之后，又专项练了连续编制那块</w:t>
-      </w:r>
-    </w:p>
-    <w:p>
-      <w:r>
-        <w:t>第二轮刷题基本稳定在90%+</w:t>
+        <w:t>先复核公允价值是否准确，确认后差额计入当期损益（营业外收入）：</w:t>
+      </w:r>
+    </w:p>
+    <w:p>
+      <w:r>
+        <w:t>借：净资产 50万</w:t>
+      </w:r>
+    </w:p>
+    <w:p>
+      <w:r>
+        <w:t>贷：长期股权投资 35万</w:t>
+      </w:r>
+    </w:p>
+    <w:p>
+      <w:r>
+        <w:t xml:space="preserve">    营业外收入 5万（捡到便宜，当期确认）</w:t>
       </w:r>
     </w:p>
     <w:p/>
     <w:p>
       <w:r>
-        <w:t>【第五张·给同样备考的人】</w:t>
-      </w:r>
-    </w:p>
-    <w:p>
-      <w:r>
-        <w:t>如果你也是上班族，备考时间有限：</w:t>
+        <w:t>情形二：同一控制下，花多或花少</w:t>
       </w:r>
     </w:p>
     <w:p/>
     <w:p>
       <w:r>
-        <w:t>建议一：先找底层逻辑，不要上来就背分录</w:t>
-      </w:r>
-    </w:p>
-    <w:p>
-      <w:r>
-        <w:t>这步的逻辑很清晰，理解了10分钟，分录记一辈子</w:t>
+        <w:t>同一控制下的企业合并，是集团内部重组，不是真实的市场交易。</w:t>
+      </w:r>
+    </w:p>
+    <w:p>
+      <w:r>
+        <w:t>差额不走损益，全部进资本公积（不够冲再冲留存收益）：</w:t>
+      </w:r>
+    </w:p>
+    <w:p>
+      <w:r>
+        <w:t>借：净资产</w:t>
+      </w:r>
+    </w:p>
+    <w:p>
+      <w:r>
+        <w:t>贷：长期股权投资</w:t>
+      </w:r>
+    </w:p>
+    <w:p>
+      <w:r>
+        <w:t xml:space="preserve">    资本公积（差额）</w:t>
       </w:r>
     </w:p>
     <w:p/>
     <w:p>
       <w:r>
-        <w:t>建议二：重点突破商誉和差额处理</w:t>
-      </w:r>
-    </w:p>
-    <w:p>
-      <w:r>
-        <w:t>这是选择题最爱考的地方，两种控制类型分开记</w:t>
+        <w:t>悟空拍了拍脑袋：所以关键是先判断"同一控制"还是"非同一控制"！</w:t>
       </w:r>
     </w:p>
     <w:p/>
     <w:p>
       <w:r>
-        <w:t>建议三：净资产动态变化要单独练</w:t>
-      </w:r>
-    </w:p>
-    <w:p>
-      <w:r>
-        <w:t>连续编制题目，专门刷5-8道，找到手感</w:t>
+        <w:t>唐僧点头：是的，这是全章最重要的判断，每年必考。</w:t>
+      </w:r>
+    </w:p>
+    <w:p>
+      <w:r>
+        <w:t>同一控制——差额进资本公积，不产生商誉</w:t>
+      </w:r>
+    </w:p>
+    <w:p>
+      <w:r>
+        <w:t>非同一控制——投资多于份额产生商誉；少于份额产生营业外收入</w:t>
       </w:r>
     </w:p>
     <w:p/>
     <w:p>
       <w:r>
-        <w:t>距考试还有90天，现在开始来得及</w:t>
-      </w:r>
-    </w:p>
-    <w:p>
-      <w:r>
-        <w:t>理解比背诵有效，少走弯路💪</w:t>
+        <w:t>猪八戒也凑过来听，八戒说：</w:t>
+      </w:r>
+    </w:p>
+    <w:p>
+      <w:r>
+        <w:t>"那少数股东权益怎么算？"</w:t>
+      </w:r>
+    </w:p>
+    <w:p/>
+    <w:p>
+      <w:r>
+        <w:t>唐僧说：如果不是100%持股，比如只买了80%，</w:t>
+      </w:r>
+    </w:p>
+    <w:p>
+      <w:r>
+        <w:t>那剩下20%的净资产份额，要单独列示——少数股东权益。</w:t>
+      </w:r>
+    </w:p>
+    <w:p/>
+    <w:p>
+      <w:r>
+        <w:t>抵消时：</w:t>
+      </w:r>
+    </w:p>
+    <w:p>
+      <w:r>
+        <w:t>借：净资产 50万</w:t>
+      </w:r>
+    </w:p>
+    <w:p>
+      <w:r>
+        <w:t xml:space="preserve">    商誉（若有）X万</w:t>
+      </w:r>
+    </w:p>
+    <w:p>
+      <w:r>
+        <w:t>贷：长期股权投资（80%对价）X万</w:t>
+      </w:r>
+    </w:p>
+    <w:p>
+      <w:r>
+        <w:t xml:space="preserve">    少数股东权益（20%×净资产）10万</w:t>
+      </w:r>
+    </w:p>
+    <w:p/>
+    <w:p>
+      <w:r>
+        <w:t>沙僧在旁边记笔记，把三种情形整理在一张纸上：</w:t>
+      </w:r>
+    </w:p>
+    <w:p>
+      <w:r>
+        <w:t>① 投资额=净资产份额：直接抵消，无差额</w:t>
+      </w:r>
+    </w:p>
+    <w:p>
+      <w:r>
+        <w:t>② 投资额&gt;净资产份额（非同一控制）：差额=商誉</w:t>
+      </w:r>
+    </w:p>
+    <w:p>
+      <w:r>
+        <w:t>③ 投资额&lt;净资产份额（非同一控制）：差额=营业外收入</w:t>
+      </w:r>
+    </w:p>
+    <w:p>
+      <w:r>
+        <w:t>同一控制下：差额进资本公积，无论正负</w:t>
+      </w:r>
+    </w:p>
+    <w:p/>
+    <w:p>
+      <w:r>
+        <w:t>取经路不迷路，考试稳稳过！</w:t>
       </w:r>
     </w:p>
     <w:p>
@@ -3075,264 +3149,202 @@
           <w:b/>
           <w:sz w:val="28"/>
         </w:rPr>
-        <w:t>账号⑪ 对比测评号</w:t>
-      </w:r>
-    </w:p>
-    <w:p>
-      <w:r>
-        <w:t>标题：合并报表资料对比，哪款把长投讲得最清</w:t>
-      </w:r>
-    </w:p>
-    <w:p>
-      <w:r>
-        <w:t>【封面】备考合并报表长投这章，这几款资料我全用过，说说真实感受</w:t>
+        <w:t>账号⑪ 小新故事号2</w:t>
+      </w:r>
+    </w:p>
+    <w:p>
+      <w:r>
+        <w:t>标题：广志追加股份，小新发现原股权要重估</w:t>
+      </w:r>
+    </w:p>
+    <w:p>
+      <w:r>
+        <w:t>【广志分步追加股份·蜡笔小新番外】</w:t>
       </w:r>
     </w:p>
     <w:p/>
     <w:p>
       <w:r>
-        <w:t>【第二张·测评背景】</w:t>
-      </w:r>
-    </w:p>
-    <w:p>
-      <w:r>
-        <w:t>长投抵净资产是合并报表里我花时间最多的一个知识点。</w:t>
-      </w:r>
-    </w:p>
-    <w:p>
-      <w:r>
-        <w:t>为了搞定这步，先后用了三种资料，今天客观说说感受，有优有劣，直接说。</w:t>
+        <w:t>广志最近做了一笔"分步投资"，把小新搞懵了。</w:t>
       </w:r>
     </w:p>
     <w:p/>
     <w:p>
       <w:r>
-        <w:t>测评维度：</w:t>
-      </w:r>
-    </w:p>
-    <w:p>
-      <w:r>
-        <w:t>① 底层逻辑讲清楚了吗</w:t>
-      </w:r>
-    </w:p>
-    <w:p>
-      <w:r>
-        <w:t>② 三种差额情形是否完整</w:t>
-      </w:r>
-    </w:p>
-    <w:p>
-      <w:r>
-        <w:t>③ 复习效率（碎片时间是否能用）</w:t>
-      </w:r>
-    </w:p>
-    <w:p>
-      <w:r>
-        <w:t>④ 价格性价比</w:t>
+        <w:t>第一步：两年前，广志用权益法持有山田家20%股份，账面价值12万，公允价值18万。</w:t>
       </w:r>
     </w:p>
     <w:p/>
     <w:p>
       <w:r>
-        <w:t>【第三张·📘 官方教材】</w:t>
-      </w:r>
-    </w:p>
-    <w:p>
-      <w:r>
-        <w:t>评分：知识点覆盖★★★★★ / 逻辑清晰度★★★ / 效率★★</w:t>
+        <w:t>第二步：今年，广志追加投资，持股达到60%，取得控制权。</w:t>
+      </w:r>
+    </w:p>
+    <w:p>
+      <w:r>
+        <w:t>美冴翻出了合并报表准则，说了一句话：</w:t>
       </w:r>
     </w:p>
     <w:p/>
     <w:p>
       <w:r>
-        <w:t>优点：最权威，考试原文出处，分录格式100%准确</w:t>
+        <w:t>"广志，你原来那20%，今天要重新估一遍。"</w:t>
       </w:r>
     </w:p>
     <w:p/>
     <w:p>
       <w:r>
-        <w:t>缺点：</w:t>
-      </w:r>
-    </w:p>
-    <w:p>
-      <w:r>
-        <w:t>→ 行文非常严谨，读起来干涩</w:t>
-      </w:r>
-    </w:p>
-    <w:p>
-      <w:r>
-        <w:t>→ 为什么要抵消、差额的经济含义，教材几乎不讲</w:t>
-      </w:r>
-    </w:p>
-    <w:p>
-      <w:r>
-        <w:t>→ 合并报表那章光例题就要啃很久</w:t>
+        <w:t>广志：什么意思？</w:t>
+      </w:r>
+    </w:p>
+    <w:p>
+      <w:r>
+        <w:t>美冴：你追加股份那一天，叫做"取得控制权日"。</w:t>
+      </w:r>
+    </w:p>
+    <w:p>
+      <w:r>
+        <w:t>在这一天，原来持有的20%必须按公允价值重新计量，差额计入投资收益。</w:t>
       </w:r>
     </w:p>
     <w:p/>
     <w:p>
       <w:r>
-        <w:t>使用建议：必须有，系统打基础时通读；冲刺阶段效率低，不建议单靠教材复习。</w:t>
+        <w:t>原账面12万，今日公允价值18万，差额6万：</w:t>
+      </w:r>
+    </w:p>
+    <w:p>
+      <w:r>
+        <w:t>借：长期股权投资 18万（公允价值）</w:t>
+      </w:r>
+    </w:p>
+    <w:p>
+      <w:r>
+        <w:t>贷：长期股权投资（原账面）12万</w:t>
+      </w:r>
+    </w:p>
+    <w:p>
+      <w:r>
+        <w:t xml:space="preserve">    投资收益 6万</w:t>
       </w:r>
     </w:p>
     <w:p/>
     <w:p>
       <w:r>
-        <w:t>【第四张·📗 某机构网课】</w:t>
-      </w:r>
-    </w:p>
-    <w:p>
-      <w:r>
-        <w:t>评分：知识点覆盖★★★★ / 逻辑清晰度★★★★ / 效率★★★</w:t>
+        <w:t>小新问：这6万是赚了吗？</w:t>
+      </w:r>
+    </w:p>
+    <w:p>
+      <w:r>
+        <w:t>美冴：是的，这是对原持有股权的重新确认，差额计投资收益。</w:t>
       </w:r>
     </w:p>
     <w:p/>
     <w:p>
       <w:r>
-        <w:t>优点：</w:t>
-      </w:r>
-    </w:p>
-    <w:p>
-      <w:r>
-        <w:t>→ 老师会讲底层逻辑和举例</w:t>
-      </w:r>
-    </w:p>
-    <w:p>
-      <w:r>
-        <w:t>→ 视频形式，比读教材容易听进去</w:t>
+        <w:t>小新问：那加上这次追加投资，总共花了多少？</w:t>
+      </w:r>
+    </w:p>
+    <w:p>
+      <w:r>
+        <w:t>美冴：假设这次追加花了40万，那合并对价合计是：</w:t>
+      </w:r>
+    </w:p>
+    <w:p>
+      <w:r>
+        <w:t>原20%按公允价值18万 + 追加对价40万 = 58万。</w:t>
       </w:r>
     </w:p>
     <w:p/>
     <w:p>
       <w:r>
-        <w:t>缺点：</w:t>
-      </w:r>
-    </w:p>
-    <w:p>
-      <w:r>
-        <w:t>→ 合并报表专题课一般要6-10小时，时间成本高</w:t>
-      </w:r>
-    </w:p>
-    <w:p>
-      <w:r>
-        <w:t>→ 不方便碎片时间随时翻查</w:t>
-      </w:r>
-    </w:p>
-    <w:p>
-      <w:r>
-        <w:t>→ 商誉差额、同一控制非同一控制区分，讲解深度参差不齐</w:t>
+        <w:t>子公司净资产公允价值假设是55万：</w:t>
+      </w:r>
+    </w:p>
+    <w:p>
+      <w:r>
+        <w:t>合并成本58万 - 净资产份额55万×100% = 3万 → 这才是商誉。</w:t>
       </w:r>
     </w:p>
     <w:p/>
     <w:p>
       <w:r>
-        <w:t>使用建议：时间充裕时听，冲刺阶段效率偏低。</w:t>
+        <w:t>注意：商誉是新旧合并后整体的合并成本，减去整体净资产公允价值份额的差，</w:t>
+      </w:r>
+    </w:p>
+    <w:p>
+      <w:r>
+        <w:t>不是原20%那步的6万差额。</w:t>
       </w:r>
     </w:p>
     <w:p/>
     <w:p>
       <w:r>
-        <w:t>【第五张·📙 诗雨学姐精讲笔记】</w:t>
-      </w:r>
-    </w:p>
-    <w:p>
-      <w:r>
-        <w:t>评分：知识点覆盖★★★★ / 逻辑清晰度★★★★★ / 效率★★★★★</w:t>
+        <w:t>两步不要混了！</w:t>
+      </w:r>
+    </w:p>
+    <w:p>
+      <w:r>
+        <w:t>原股权重估差额6万 → 投资收益（取得控制权日重新计量）</w:t>
+      </w:r>
+    </w:p>
+    <w:p>
+      <w:r>
+        <w:t>新旧合并成本 - 净资产份额 → 商誉（合并整体的多付）</w:t>
       </w:r>
     </w:p>
     <w:p/>
     <w:p>
       <w:r>
-        <w:t>优点：</w:t>
-      </w:r>
-    </w:p>
-    <w:p>
-      <w:r>
-        <w:t>→ 用一句话讲透底层逻辑，第一次读就豁然开朗</w:t>
-      </w:r>
-    </w:p>
-    <w:p>
-      <w:r>
-        <w:t>→ 三种情形完整对比，图文结合</w:t>
-      </w:r>
-    </w:p>
-    <w:p>
-      <w:r>
-        <w:t>→ 同一控制 vs 非同一控制，表格对比清晰</w:t>
-      </w:r>
-    </w:p>
-    <w:p>
-      <w:r>
-        <w:t>→ 碎片时间可用，20分钟翻一遍合并报表部分</w:t>
+        <w:t>美冴给小新总结：</w:t>
+      </w:r>
+    </w:p>
+    <w:p>
+      <w:r>
+        <w:t>① 原持有股权在取得控制权日，必须重新按公允价值计量，差额入投资收益</w:t>
+      </w:r>
+    </w:p>
+    <w:p>
+      <w:r>
+        <w:t>② 这一步是独立的，不能算进商誉</w:t>
+      </w:r>
+    </w:p>
+    <w:p>
+      <w:r>
+        <w:t>③ 商誉是合并整体（新+旧对价）减去整体净资产份额</w:t>
       </w:r>
     </w:p>
     <w:p/>
     <w:p>
       <w:r>
-        <w:t>缺点：</w:t>
-      </w:r>
-    </w:p>
-    <w:p>
-      <w:r>
-        <w:t>→ 不能完全替代教材，细节考点有时没有教材全</w:t>
-      </w:r>
-    </w:p>
-    <w:p>
-      <w:r>
-        <w:t>→ 综合题解题步骤不如网课详细</w:t>
+        <w:t>广志挠了挠头：那如果原20%有其他综合收益呢？</w:t>
+      </w:r>
+    </w:p>
+    <w:p>
+      <w:r>
+        <w:t>美冴：也一并转出，进投资收益。</w:t>
       </w:r>
     </w:p>
     <w:p/>
     <w:p>
       <w:r>
-        <w:t>使用建议：有基础后用来提效，特别是商誉计算和差额处理部分。</w:t>
+        <w:t>小新总结：</w:t>
+      </w:r>
+    </w:p>
+    <w:p>
+      <w:r>
+        <w:t>分步取得控制权 = 原股权先重估，差额进投资收益，再算商誉。</w:t>
+      </w:r>
+    </w:p>
+    <w:p>
+      <w:r>
+        <w:t>记清楚了，选择题不会再被绕进去了！</w:t>
       </w:r>
     </w:p>
     <w:p/>
     <w:p>
       <w:r>
-        <w:t>【第六张·综合结论】</w:t>
-      </w:r>
-    </w:p>
-    <w:p>
-      <w:r>
-        <w:t>逻辑讲解：笔记 &gt; 网课 &gt; 教材</w:t>
-      </w:r>
-    </w:p>
-    <w:p>
-      <w:r>
-        <w:t>知识全面：教材 &gt; 网课 ≈ 笔记</w:t>
-      </w:r>
-    </w:p>
-    <w:p>
-      <w:r>
-        <w:t>复习效率：笔记 &gt; 教材 &gt; 网课（碎片时间）</w:t>
-      </w:r>
-    </w:p>
-    <w:p>
-      <w:r>
-        <w:t>价格：笔记最高性价比</w:t>
-      </w:r>
-    </w:p>
-    <w:p/>
-    <w:p>
-      <w:r>
-        <w:t>最终推荐：</w:t>
-      </w:r>
-    </w:p>
-    <w:p>
-      <w:r>
-        <w:t>基础阶段：啃教材 → 听网课</w:t>
-      </w:r>
-    </w:p>
-    <w:p>
-      <w:r>
-        <w:t>冲刺阶段：用笔记复习，刷真题</w:t>
-      </w:r>
-    </w:p>
-    <w:p/>
-    <w:p>
-      <w:r>
-        <w:t>合并报表这章不能靠运气，早搞清楚早安心。</w:t>
+        <w:t>小白摇了摇尾巴。🐶</w:t>
       </w:r>
     </w:p>
     <w:p>
